--- a/templates/W3-62-03D.docx
+++ b/templates/W3-62-03D.docx
@@ -210,7 +210,7 @@
           <w:color w:val="000000"/>
           <w:szCs w:val="24"/>
         </w:rPr>
-        <w:t>□初檢</w:t>
+        <w:t>{{FIRSTCK}}初檢</w:t>
       </w:r>
       <w:r>
         <w:rPr>
@@ -228,7 +228,7 @@
           <w:color w:val="000000"/>
           <w:szCs w:val="24"/>
         </w:rPr>
-        <w:t>□複檢</w:t>
+        <w:t>{{RECK}}複檢</w:t>
       </w:r>
     </w:p>
     <w:tbl>

--- a/templates/W3-62-03D.docx
+++ b/templates/W3-62-03D.docx
@@ -119,7 +119,7 @@
                 <w:sz w:val="28"/>
                 <w:szCs w:val="28"/>
               </w:rPr>
-              <w:t>□竣工</w:t>
+              <w:t>{{CKBOXC}}竣工</w:t>
             </w:r>
           </w:p>
           <w:p>
@@ -144,7 +144,7 @@
                 <w:sz w:val="28"/>
                 <w:szCs w:val="28"/>
               </w:rPr>
-              <w:t>□重新</w:t>
+              <w:t>{{CKBOXR}}重新</w:t>
             </w:r>
           </w:p>
         </w:tc>

--- a/templates/W3-62-03D.docx
+++ b/templates/W3-62-03D.docx
@@ -8120,7 +8120,7 @@
                 <w:sz w:val="20"/>
                 <w:szCs w:val="20"/>
               </w:rPr>
-              <w:t>□</w:t>
+              <w:t>■</w:t>
             </w:r>
             <w:r>
               <w:rPr>

--- a/templates/W3-62-03D.docx
+++ b/templates/W3-62-03D.docx
@@ -52,7 +52,7 @@
                 <w:sz w:val="28"/>
                 <w:szCs w:val="28"/>
               </w:rPr>
-              <w:t>（</w:t>
+              <w:t/>
             </w:r>
             <w:r>
               <w:rPr>
@@ -73,7 +73,7 @@
                 <w:sz w:val="28"/>
                 <w:szCs w:val="28"/>
               </w:rPr>
-              <w:t>）</w:t>
+              <w:t/>
             </w:r>
             <w:r>
               <w:rPr>
